--- a/QED Course/Lesson 09 Wave Functions and Hilbert Spaces.docx
+++ b/QED Course/Lesson 09 Wave Functions and Hilbert Spaces.docx
@@ -58,7 +58,7 @@
     </w:p>
     <w:p>
       <w:pPr>
-        <w:pStyle w:val="Heading1"/>
+        <w:pStyle w:val="Heading2"/>
       </w:pPr>
       <w:r>
         <w:t>How to use this lesson</w:t>
@@ -76,7 +76,7 @@
     </w:p>
     <w:p>
       <w:pPr>
-        <w:pStyle w:val="Heading2"/>
+        <w:pStyle w:val="Heading3"/>
       </w:pPr>
       <w:r>
         <w:t>Learning objectives</w:t>
@@ -148,7 +148,7 @@
     </w:p>
     <w:p>
       <w:pPr>
-        <w:pStyle w:val="Heading2"/>
+        <w:pStyle w:val="Heading3"/>
       </w:pPr>
       <w:r>
         <w:t>Notation and conventions</w:t>
@@ -512,7 +512,7 @@
     </w:tbl>
     <w:p>
       <w:pPr>
-        <w:pStyle w:val="Heading1"/>
+        <w:pStyle w:val="Heading2"/>
       </w:pPr>
       <w:r>
         <w:t>1 The physical postulate</w:t>
@@ -520,7 +520,7 @@
     </w:p>
     <w:p>
       <w:pPr>
-        <w:pStyle w:val="Heading2"/>
+        <w:pStyle w:val="Heading3"/>
       </w:pPr>
       <w:r>
         <w:t>1.1 Why a probabilistic description is needed</w:t>
@@ -533,7 +533,7 @@
     </w:p>
     <w:p>
       <w:pPr>
-        <w:pStyle w:val="Heading2"/>
+        <w:pStyle w:val="Heading3"/>
       </w:pPr>
       <w:r>
         <w:t>1.2 The Born rule</w:t>
@@ -711,10 +711,11 @@
       </w:r>
     </w:p>
     <w:p>
-      <w:pPr>
-        <w:pStyle w:val="Heading3"/>
-      </w:pPr>
       <w:r>
+        <w:rPr>
+          <w:b/>
+          <w:i/>
+        </w:rPr>
         <w:t>Worked example 1</w:t>
       </w:r>
     </w:p>
@@ -725,7 +726,7 @@
     </w:p>
     <w:p>
       <w:pPr>
-        <w:pStyle w:val="Heading1"/>
+        <w:pStyle w:val="Heading2"/>
       </w:pPr>
       <w:r>
         <w:t>2 The Hilbert space of wave functions</w:t>
@@ -733,7 +734,7 @@
     </w:p>
     <w:p>
       <w:pPr>
-        <w:pStyle w:val="Heading2"/>
+        <w:pStyle w:val="Heading3"/>
       </w:pPr>
       <w:r>
         <w:t>2.1 Square-integrable functions</w:t>
@@ -746,7 +747,7 @@
     </w:p>
     <w:p>
       <w:pPr>
-        <w:pStyle w:val="Heading2"/>
+        <w:pStyle w:val="Heading3"/>
       </w:pPr>
       <w:r>
         <w:t>2.2 The inner product</w:t>
@@ -835,7 +836,7 @@
     </w:p>
     <w:p>
       <w:pPr>
-        <w:pStyle w:val="Heading2"/>
+        <w:pStyle w:val="Heading3"/>
       </w:pPr>
       <w:r>
         <w:t>2.3 Completeness and the meaning of "Hilbert space"</w:t>
@@ -847,10 +848,11 @@
       </w:r>
     </w:p>
     <w:p>
-      <w:pPr>
-        <w:pStyle w:val="Heading3"/>
-      </w:pPr>
       <w:r>
+        <w:rPr>
+          <w:b/>
+          <w:i/>
+        </w:rPr>
         <w:t>Worked example 2</w:t>
       </w:r>
     </w:p>
@@ -861,7 +863,7 @@
     </w:p>
     <w:p>
       <w:pPr>
-        <w:pStyle w:val="Heading1"/>
+        <w:pStyle w:val="Heading2"/>
       </w:pPr>
       <w:r>
         <w:t>3 Probability current and conservation of probability</w:t>
@@ -869,7 +871,7 @@
     </w:p>
     <w:p>
       <w:pPr>
-        <w:pStyle w:val="Heading2"/>
+        <w:pStyle w:val="Heading3"/>
       </w:pPr>
       <w:r>
         <w:t>3.1 Local conservation</w:t>
@@ -976,7 +978,7 @@
     </w:p>
     <w:p>
       <w:r>
-        <w:t>Using the Schrodinger equation, to be introduced in Lesson 11, one can show</w:t>
+        <w:t>Using the Schrödinger equation, to be introduced in Lesson 11, one can show</w:t>
       </w:r>
     </w:p>
     <w:p>
@@ -1055,7 +1057,7 @@
     </w:p>
     <w:p>
       <w:pPr>
-        <w:pStyle w:val="Heading2"/>
+        <w:pStyle w:val="Heading3"/>
       </w:pPr>
       <w:r>
         <w:t>3.2 Physical meaning of the current</w:t>
@@ -1067,21 +1069,22 @@
       </w:r>
     </w:p>
     <w:p>
-      <w:pPr>
-        <w:pStyle w:val="Heading3"/>
-      </w:pPr>
       <w:r>
+        <w:rPr>
+          <w:b/>
+          <w:i/>
+        </w:rPr>
         <w:t>Worked example 3</w:t>
       </w:r>
     </w:p>
     <w:p>
       <w:r>
-        <w:t>Verify the continuity equation for a one-dimensional plane wave using the free Schrodinger equation iℏ∂_tψ = −(ℏ²/2m)∂ₓ²ψ (anticipating Lesson 11). For ψ = Ae^(i(kx−ωt)), ρ = |A|² is constant in time, so ∂ρ/∂t = 0. The current j = (ℏk/m)|A|² is also constant in x, so ∂ⱼ/∂x = 0. Both sides of the continuity equation vanish separately, consistent with a stationary, uniform probability flow.</w:t>
+        <w:t>Verify the continuity equation for a one-dimensional plane wave using the free Schrödinger equation iℏ∂_tψ = −(ℏ²/2m)∂ₓ²ψ (anticipating Lesson 11). For ψ = Ae^(i(kx−ωt)), ρ = |A|² is constant in time, so ∂ρ/∂t = 0. The current j = (ℏk/m)|A|² is also constant in x, so ∂ⱼ/∂x = 0. Both sides of the continuity equation vanish separately, consistent with a stationary, uniform probability flow.</w:t>
       </w:r>
     </w:p>
     <w:p>
       <w:pPr>
-        <w:pStyle w:val="Heading1"/>
+        <w:pStyle w:val="Heading2"/>
       </w:pPr>
       <w:r>
         <w:t>4 Expansion in a basis</w:t>
@@ -1089,7 +1092,7 @@
     </w:p>
     <w:p>
       <w:pPr>
-        <w:pStyle w:val="Heading2"/>
+        <w:pStyle w:val="Heading3"/>
       </w:pPr>
       <w:r>
         <w:t>4.1 Orthonormal bases in L²</w:t>
@@ -1224,7 +1227,7 @@
     </w:p>
     <w:p>
       <w:pPr>
-        <w:pStyle w:val="Heading2"/>
+        <w:pStyle w:val="Heading3"/>
       </w:pPr>
       <w:r>
         <w:t>4.2 The Born rule for expansion coefficients</w:t>
@@ -1295,10 +1298,11 @@
       </w:r>
     </w:p>
     <w:p>
-      <w:pPr>
-        <w:pStyle w:val="Heading3"/>
-      </w:pPr>
       <w:r>
+        <w:rPr>
+          <w:b/>
+          <w:i/>
+        </w:rPr>
         <w:t>Worked example 4</w:t>
       </w:r>
     </w:p>
@@ -1309,7 +1313,7 @@
     </w:p>
     <w:p>
       <w:pPr>
-        <w:pStyle w:val="Heading1"/>
+        <w:pStyle w:val="Heading2"/>
       </w:pPr>
       <w:r>
         <w:t>5 Position and the Dirac delta basis</w:t>
@@ -1317,7 +1321,7 @@
     </w:p>
     <w:p>
       <w:pPr>
-        <w:pStyle w:val="Heading2"/>
+        <w:pStyle w:val="Heading3"/>
       </w:pPr>
       <w:r>
         <w:t>5.1 The non-normalizable position eigenfunctions</w:t>
@@ -1330,7 +1334,7 @@
     </w:p>
     <w:p>
       <w:pPr>
-        <w:pStyle w:val="Heading2"/>
+        <w:pStyle w:val="Heading3"/>
       </w:pPr>
       <w:r>
         <w:t>5.2 Momentum eigenfunctions</w:t>
@@ -1342,10 +1346,11 @@
       </w:r>
     </w:p>
     <w:p>
-      <w:pPr>
-        <w:pStyle w:val="Heading3"/>
-      </w:pPr>
       <w:r>
+        <w:rPr>
+          <w:b/>
+          <w:i/>
+        </w:rPr>
         <w:t>Worked example 5</w:t>
       </w:r>
     </w:p>
@@ -1356,7 +1361,7 @@
     </w:p>
     <w:p>
       <w:pPr>
-        <w:pStyle w:val="Heading1"/>
+        <w:pStyle w:val="Heading2"/>
       </w:pPr>
       <w:r>
         <w:t>6 Superposition and interference</w:t>
@@ -1364,7 +1369,7 @@
     </w:p>
     <w:p>
       <w:pPr>
-        <w:pStyle w:val="Heading2"/>
+        <w:pStyle w:val="Heading3"/>
       </w:pPr>
       <w:r>
         <w:t>6.1 The superposition principle</w:t>
@@ -1377,7 +1382,7 @@
     </w:p>
     <w:p>
       <w:pPr>
-        <w:pStyle w:val="Heading2"/>
+        <w:pStyle w:val="Heading3"/>
       </w:pPr>
       <w:r>
         <w:t>6.2 Interference in the probability density</w:t>
@@ -1556,7 +1561,7 @@
               <m:d>
                 <m:dPr/>
                 <m:e>
-                  <m:sSub>
+                  <m:sSubSup>
                     <m:e>
                       <m:r>
                         <m:t xml:space="preserve">c</m:t>
@@ -1567,11 +1572,16 @@
                         <m:t xml:space="preserve">1</m:t>
                       </m:r>
                     </m:sub>
-                  </m:sSub>
+                    <m:sup>
+                      <m:r>
+                        <m:t xml:space="preserve">*</m:t>
+                      </m:r>
+                    </m:sup>
+                  </m:sSubSup>
                   <m:sSub>
                     <m:e>
                       <m:r>
-                        <m:t xml:space="preserve">*c</m:t>
+                        <m:t xml:space="preserve">c</m:t>
                       </m:r>
                     </m:e>
                     <m:sub>
@@ -1583,7 +1593,7 @@
                   <m:r>
                     <m:t xml:space="preserve"> </m:t>
                   </m:r>
-                  <m:sSub>
+                  <m:sSubSup>
                     <m:e>
                       <m:r>
                         <m:t xml:space="preserve">ψ</m:t>
@@ -1594,11 +1604,16 @@
                         <m:t xml:space="preserve">1</m:t>
                       </m:r>
                     </m:sub>
-                  </m:sSub>
+                    <m:sup>
+                      <m:r>
+                        <m:t xml:space="preserve">*</m:t>
+                      </m:r>
+                    </m:sup>
+                  </m:sSubSup>
                   <m:sSub>
                     <m:e>
                       <m:r>
-                        <m:t xml:space="preserve">*ψ</m:t>
+                        <m:t xml:space="preserve">ψ</m:t>
                       </m:r>
                     </m:e>
                     <m:sub>
@@ -1620,10 +1635,11 @@
       </w:r>
     </w:p>
     <w:p>
-      <w:pPr>
-        <w:pStyle w:val="Heading3"/>
-      </w:pPr>
       <w:r>
+        <w:rPr>
+          <w:b/>
+          <w:i/>
+        </w:rPr>
         <w:t>Worked example 6</w:t>
       </w:r>
     </w:p>
@@ -1634,7 +1650,7 @@
     </w:p>
     <w:p>
       <w:pPr>
-        <w:pStyle w:val="Heading1"/>
+        <w:pStyle w:val="Heading2"/>
       </w:pPr>
       <w:r>
         <w:t>7 Uncertainty as a property of the wave function</w:t>
@@ -1642,7 +1658,7 @@
     </w:p>
     <w:p>
       <w:pPr>
-        <w:pStyle w:val="Heading2"/>
+        <w:pStyle w:val="Heading3"/>
       </w:pPr>
       <w:r>
         <w:t>7.1 The standard deviation of position</w:t>
@@ -1781,10 +1797,11 @@
       </w:r>
     </w:p>
     <w:p>
-      <w:pPr>
-        <w:pStyle w:val="Heading3"/>
-      </w:pPr>
       <w:r>
+        <w:rPr>
+          <w:b/>
+          <w:i/>
+        </w:rPr>
         <w:t>Worked example 7</w:t>
       </w:r>
     </w:p>
@@ -1795,7 +1812,7 @@
     </w:p>
     <w:p>
       <w:pPr>
-        <w:pStyle w:val="Heading1"/>
+        <w:pStyle w:val="Heading2"/>
       </w:pPr>
       <w:r>
         <w:t>8 Connections to QED</w:t>
@@ -2126,7 +2143,7 @@
     </w:p>
     <w:p>
       <w:pPr>
-        <w:pStyle w:val="Heading1"/>
+        <w:pStyle w:val="Heading2"/>
       </w:pPr>
       <w:r>
         <w:t>9 Summary</w:t>
@@ -2230,7 +2247,7 @@
     </w:p>
     <w:p>
       <w:pPr>
-        <w:pStyle w:val="Heading1"/>
+        <w:pStyle w:val="Heading2"/>
       </w:pPr>
       <w:r>
         <w:t>Exercises</w:t>
@@ -2246,15 +2263,13 @@
         <w:tblLook w:firstColumn="1" w:firstRow="1" w:lastColumn="0" w:lastRow="0" w:noHBand="0" w:noVBand="1" w:val="04A0"/>
       </w:tblPr>
       <w:tblGrid>
-        <w:gridCol w:w="2448"/>
-        <w:gridCol w:w="2448"/>
-        <w:gridCol w:w="2448"/>
-        <w:gridCol w:w="2448"/>
+        <w:gridCol w:w="720"/>
+        <w:gridCol w:w="9072"/>
       </w:tblGrid>
       <w:tr>
         <w:tc>
           <w:tcPr>
-            <w:tcW w:type="dxa" w:w="2448"/>
+            <w:tcW w:type="dxa" w:w="720"/>
             <w:shd w:fill="1F4E78"/>
             <w:vAlign w:val="center"/>
             <w:tcMar>
@@ -2276,7 +2291,7 @@
         </w:tc>
         <w:tc>
           <w:tcPr>
-            <w:tcW w:type="dxa" w:w="2448"/>
+            <w:tcW w:type="dxa" w:w="9072"/>
             <w:shd w:fill="1F4E78"/>
             <w:vAlign w:val="center"/>
             <w:tcMar>
@@ -2296,53 +2311,11 @@
             </w:r>
           </w:p>
         </w:tc>
-        <w:tc>
-          <w:tcPr>
-            <w:tcW w:type="dxa" w:w="2448"/>
-            <w:shd w:fill="1F4E78"/>
-            <w:vAlign w:val="center"/>
-            <w:tcMar>
-              <w:top w:w="100" w:type="dxa"/>
-              <w:start w:w="100" w:type="dxa"/>
-              <w:bottom w:w="100" w:type="dxa"/>
-              <w:end w:w="100" w:type="dxa"/>
-            </w:tcMar>
-          </w:tcPr>
-          <w:p>
-            <w:r>
-              <w:rPr>
-                <w:b/>
-                <w:color w:val="FFFFFF"/>
-              </w:rPr>
-            </w:r>
-          </w:p>
-        </w:tc>
-        <w:tc>
-          <w:tcPr>
-            <w:tcW w:type="dxa" w:w="2448"/>
-            <w:shd w:fill="1F4E78"/>
-            <w:vAlign w:val="center"/>
-            <w:tcMar>
-              <w:top w:w="100" w:type="dxa"/>
-              <w:start w:w="100" w:type="dxa"/>
-              <w:bottom w:w="100" w:type="dxa"/>
-              <w:end w:w="100" w:type="dxa"/>
-            </w:tcMar>
-          </w:tcPr>
-          <w:p>
-            <w:r>
-              <w:rPr>
-                <w:b/>
-                <w:color w:val="FFFFFF"/>
-              </w:rPr>
-            </w:r>
-          </w:p>
-        </w:tc>
       </w:tr>
       <w:tr>
         <w:tc>
           <w:tcPr>
-            <w:tcW w:type="dxa" w:w="2448"/>
+            <w:tcW w:type="dxa" w:w="720"/>
             <w:vAlign w:val="center"/>
             <w:tcMar>
               <w:top w:w="100" w:type="dxa"/>
@@ -2359,7 +2332,7 @@
         </w:tc>
         <w:tc>
           <w:tcPr>
-            <w:tcW w:type="dxa" w:w="2448"/>
+            <w:tcW w:type="dxa" w:w="9072"/>
             <w:vAlign w:val="center"/>
             <w:tcMar>
               <w:top w:w="100" w:type="dxa"/>
@@ -2370,41 +2343,7 @@
           </w:tcPr>
           <w:p>
             <w:r>
-              <w:t>Normalize ψ(x) = A e^(−</w:t>
-            </w:r>
-          </w:p>
-        </w:tc>
-        <w:tc>
-          <w:tcPr>
-            <w:tcW w:type="dxa" w:w="2448"/>
-            <w:vAlign w:val="center"/>
-            <w:tcMar>
-              <w:top w:w="100" w:type="dxa"/>
-              <w:start w:w="100" w:type="dxa"/>
-              <w:bottom w:w="100" w:type="dxa"/>
-              <w:end w:w="100" w:type="dxa"/>
-            </w:tcMar>
-          </w:tcPr>
-          <w:p>
-            <w:r>
-              <w:t>x</w:t>
-            </w:r>
-          </w:p>
-        </w:tc>
-        <w:tc>
-          <w:tcPr>
-            <w:tcW w:type="dxa" w:w="2448"/>
-            <w:vAlign w:val="center"/>
-            <w:tcMar>
-              <w:top w:w="100" w:type="dxa"/>
-              <w:start w:w="100" w:type="dxa"/>
-              <w:bottom w:w="100" w:type="dxa"/>
-              <w:end w:w="100" w:type="dxa"/>
-            </w:tcMar>
-          </w:tcPr>
-          <w:p>
-            <w:r>
-              <w:t>/b) in one dimension and find A in terms of b.</w:t>
+              <w:t>Normalize ψ(x) = A e^(−|x|/b) in one dimension and find A in terms of b.</w:t>
             </w:r>
           </w:p>
         </w:tc>
@@ -2412,7 +2351,7 @@
       <w:tr>
         <w:tc>
           <w:tcPr>
-            <w:tcW w:type="dxa" w:w="2448"/>
+            <w:tcW w:type="dxa" w:w="720"/>
             <w:vAlign w:val="center"/>
             <w:shd w:fill="EAF2F8"/>
             <w:tcMar>
@@ -2430,7 +2369,7 @@
         </w:tc>
         <w:tc>
           <w:tcPr>
-            <w:tcW w:type="dxa" w:w="2448"/>
+            <w:tcW w:type="dxa" w:w="9072"/>
             <w:vAlign w:val="center"/>
             <w:shd w:fill="EAF2F8"/>
             <w:tcMar>
@@ -2446,39 +2385,11 @@
             </w:r>
           </w:p>
         </w:tc>
-        <w:tc>
-          <w:tcPr>
-            <w:tcW w:type="dxa" w:w="2448"/>
-            <w:vAlign w:val="center"/>
-            <w:shd w:fill="EAF2F8"/>
-            <w:tcMar>
-              <w:top w:w="100" w:type="dxa"/>
-              <w:start w:w="100" w:type="dxa"/>
-              <w:bottom w:w="100" w:type="dxa"/>
-              <w:end w:w="100" w:type="dxa"/>
-            </w:tcMar>
-          </w:tcPr>
-          <w:p/>
-        </w:tc>
-        <w:tc>
-          <w:tcPr>
-            <w:tcW w:type="dxa" w:w="2448"/>
-            <w:vAlign w:val="center"/>
-            <w:shd w:fill="EAF2F8"/>
-            <w:tcMar>
-              <w:top w:w="100" w:type="dxa"/>
-              <w:start w:w="100" w:type="dxa"/>
-              <w:bottom w:w="100" w:type="dxa"/>
-              <w:end w:w="100" w:type="dxa"/>
-            </w:tcMar>
-          </w:tcPr>
-          <w:p/>
-        </w:tc>
       </w:tr>
       <w:tr>
         <w:tc>
           <w:tcPr>
-            <w:tcW w:type="dxa" w:w="2448"/>
+            <w:tcW w:type="dxa" w:w="720"/>
             <w:vAlign w:val="center"/>
             <w:tcMar>
               <w:top w:w="100" w:type="dxa"/>
@@ -2495,7 +2406,7 @@
         </w:tc>
         <w:tc>
           <w:tcPr>
-            <w:tcW w:type="dxa" w:w="2448"/>
+            <w:tcW w:type="dxa" w:w="9072"/>
             <w:vAlign w:val="center"/>
             <w:tcMar>
               <w:top w:w="100" w:type="dxa"/>
@@ -2510,37 +2421,11 @@
             </w:r>
           </w:p>
         </w:tc>
-        <w:tc>
-          <w:tcPr>
-            <w:tcW w:type="dxa" w:w="2448"/>
-            <w:vAlign w:val="center"/>
-            <w:tcMar>
-              <w:top w:w="100" w:type="dxa"/>
-              <w:start w:w="100" w:type="dxa"/>
-              <w:bottom w:w="100" w:type="dxa"/>
-              <w:end w:w="100" w:type="dxa"/>
-            </w:tcMar>
-          </w:tcPr>
-          <w:p/>
-        </w:tc>
-        <w:tc>
-          <w:tcPr>
-            <w:tcW w:type="dxa" w:w="2448"/>
-            <w:vAlign w:val="center"/>
-            <w:tcMar>
-              <w:top w:w="100" w:type="dxa"/>
-              <w:start w:w="100" w:type="dxa"/>
-              <w:bottom w:w="100" w:type="dxa"/>
-              <w:end w:w="100" w:type="dxa"/>
-            </w:tcMar>
-          </w:tcPr>
-          <w:p/>
-        </w:tc>
       </w:tr>
       <w:tr>
         <w:tc>
           <w:tcPr>
-            <w:tcW w:type="dxa" w:w="2448"/>
+            <w:tcW w:type="dxa" w:w="720"/>
             <w:vAlign w:val="center"/>
             <w:shd w:fill="EAF2F8"/>
             <w:tcMar>
@@ -2558,7 +2443,7 @@
         </w:tc>
         <w:tc>
           <w:tcPr>
-            <w:tcW w:type="dxa" w:w="2448"/>
+            <w:tcW w:type="dxa" w:w="9072"/>
             <w:vAlign w:val="center"/>
             <w:shd w:fill="EAF2F8"/>
             <w:tcMar>
@@ -2574,39 +2459,11 @@
             </w:r>
           </w:p>
         </w:tc>
-        <w:tc>
-          <w:tcPr>
-            <w:tcW w:type="dxa" w:w="2448"/>
-            <w:vAlign w:val="center"/>
-            <w:shd w:fill="EAF2F8"/>
-            <w:tcMar>
-              <w:top w:w="100" w:type="dxa"/>
-              <w:start w:w="100" w:type="dxa"/>
-              <w:bottom w:w="100" w:type="dxa"/>
-              <w:end w:w="100" w:type="dxa"/>
-            </w:tcMar>
-          </w:tcPr>
-          <w:p/>
-        </w:tc>
-        <w:tc>
-          <w:tcPr>
-            <w:tcW w:type="dxa" w:w="2448"/>
-            <w:vAlign w:val="center"/>
-            <w:shd w:fill="EAF2F8"/>
-            <w:tcMar>
-              <w:top w:w="100" w:type="dxa"/>
-              <w:start w:w="100" w:type="dxa"/>
-              <w:bottom w:w="100" w:type="dxa"/>
-              <w:end w:w="100" w:type="dxa"/>
-            </w:tcMar>
-          </w:tcPr>
-          <w:p/>
-        </w:tc>
       </w:tr>
       <w:tr>
         <w:tc>
           <w:tcPr>
-            <w:tcW w:type="dxa" w:w="2448"/>
+            <w:tcW w:type="dxa" w:w="720"/>
             <w:vAlign w:val="center"/>
             <w:tcMar>
               <w:top w:w="100" w:type="dxa"/>
@@ -2623,7 +2480,7 @@
         </w:tc>
         <w:tc>
           <w:tcPr>
-            <w:tcW w:type="dxa" w:w="2448"/>
+            <w:tcW w:type="dxa" w:w="9072"/>
             <w:vAlign w:val="center"/>
             <w:tcMar>
               <w:top w:w="100" w:type="dxa"/>
@@ -2638,37 +2495,11 @@
             </w:r>
           </w:p>
         </w:tc>
-        <w:tc>
-          <w:tcPr>
-            <w:tcW w:type="dxa" w:w="2448"/>
-            <w:vAlign w:val="center"/>
-            <w:tcMar>
-              <w:top w:w="100" w:type="dxa"/>
-              <w:start w:w="100" w:type="dxa"/>
-              <w:bottom w:w="100" w:type="dxa"/>
-              <w:end w:w="100" w:type="dxa"/>
-            </w:tcMar>
-          </w:tcPr>
-          <w:p/>
-        </w:tc>
-        <w:tc>
-          <w:tcPr>
-            <w:tcW w:type="dxa" w:w="2448"/>
-            <w:vAlign w:val="center"/>
-            <w:tcMar>
-              <w:top w:w="100" w:type="dxa"/>
-              <w:start w:w="100" w:type="dxa"/>
-              <w:bottom w:w="100" w:type="dxa"/>
-              <w:end w:w="100" w:type="dxa"/>
-            </w:tcMar>
-          </w:tcPr>
-          <w:p/>
-        </w:tc>
       </w:tr>
       <w:tr>
         <w:tc>
           <w:tcPr>
-            <w:tcW w:type="dxa" w:w="2448"/>
+            <w:tcW w:type="dxa" w:w="720"/>
             <w:vAlign w:val="center"/>
             <w:shd w:fill="EAF2F8"/>
             <w:tcMar>
@@ -2686,7 +2517,7 @@
         </w:tc>
         <w:tc>
           <w:tcPr>
-            <w:tcW w:type="dxa" w:w="2448"/>
+            <w:tcW w:type="dxa" w:w="9072"/>
             <w:vAlign w:val="center"/>
             <w:shd w:fill="EAF2F8"/>
             <w:tcMar>
@@ -2702,39 +2533,11 @@
             </w:r>
           </w:p>
         </w:tc>
-        <w:tc>
-          <w:tcPr>
-            <w:tcW w:type="dxa" w:w="2448"/>
-            <w:vAlign w:val="center"/>
-            <w:shd w:fill="EAF2F8"/>
-            <w:tcMar>
-              <w:top w:w="100" w:type="dxa"/>
-              <w:start w:w="100" w:type="dxa"/>
-              <w:bottom w:w="100" w:type="dxa"/>
-              <w:end w:w="100" w:type="dxa"/>
-            </w:tcMar>
-          </w:tcPr>
-          <w:p/>
-        </w:tc>
-        <w:tc>
-          <w:tcPr>
-            <w:tcW w:type="dxa" w:w="2448"/>
-            <w:vAlign w:val="center"/>
-            <w:shd w:fill="EAF2F8"/>
-            <w:tcMar>
-              <w:top w:w="100" w:type="dxa"/>
-              <w:start w:w="100" w:type="dxa"/>
-              <w:bottom w:w="100" w:type="dxa"/>
-              <w:end w:w="100" w:type="dxa"/>
-            </w:tcMar>
-          </w:tcPr>
-          <w:p/>
-        </w:tc>
       </w:tr>
       <w:tr>
         <w:tc>
           <w:tcPr>
-            <w:tcW w:type="dxa" w:w="2448"/>
+            <w:tcW w:type="dxa" w:w="720"/>
             <w:vAlign w:val="center"/>
             <w:tcMar>
               <w:top w:w="100" w:type="dxa"/>
@@ -2751,7 +2554,7 @@
         </w:tc>
         <w:tc>
           <w:tcPr>
-            <w:tcW w:type="dxa" w:w="2448"/>
+            <w:tcW w:type="dxa" w:w="9072"/>
             <w:vAlign w:val="center"/>
             <w:tcMar>
               <w:top w:w="100" w:type="dxa"/>
@@ -2766,37 +2569,11 @@
             </w:r>
           </w:p>
         </w:tc>
-        <w:tc>
-          <w:tcPr>
-            <w:tcW w:type="dxa" w:w="2448"/>
-            <w:vAlign w:val="center"/>
-            <w:tcMar>
-              <w:top w:w="100" w:type="dxa"/>
-              <w:start w:w="100" w:type="dxa"/>
-              <w:bottom w:w="100" w:type="dxa"/>
-              <w:end w:w="100" w:type="dxa"/>
-            </w:tcMar>
-          </w:tcPr>
-          <w:p/>
-        </w:tc>
-        <w:tc>
-          <w:tcPr>
-            <w:tcW w:type="dxa" w:w="2448"/>
-            <w:vAlign w:val="center"/>
-            <w:tcMar>
-              <w:top w:w="100" w:type="dxa"/>
-              <w:start w:w="100" w:type="dxa"/>
-              <w:bottom w:w="100" w:type="dxa"/>
-              <w:end w:w="100" w:type="dxa"/>
-            </w:tcMar>
-          </w:tcPr>
-          <w:p/>
-        </w:tc>
       </w:tr>
       <w:tr>
         <w:tc>
           <w:tcPr>
-            <w:tcW w:type="dxa" w:w="2448"/>
+            <w:tcW w:type="dxa" w:w="720"/>
             <w:vAlign w:val="center"/>
             <w:shd w:fill="EAF2F8"/>
             <w:tcMar>
@@ -2814,7 +2591,7 @@
         </w:tc>
         <w:tc>
           <w:tcPr>
-            <w:tcW w:type="dxa" w:w="2448"/>
+            <w:tcW w:type="dxa" w:w="9072"/>
             <w:vAlign w:val="center"/>
             <w:shd w:fill="EAF2F8"/>
             <w:tcMar>
@@ -2830,39 +2607,11 @@
             </w:r>
           </w:p>
         </w:tc>
-        <w:tc>
-          <w:tcPr>
-            <w:tcW w:type="dxa" w:w="2448"/>
-            <w:vAlign w:val="center"/>
-            <w:shd w:fill="EAF2F8"/>
-            <w:tcMar>
-              <w:top w:w="100" w:type="dxa"/>
-              <w:start w:w="100" w:type="dxa"/>
-              <w:bottom w:w="100" w:type="dxa"/>
-              <w:end w:w="100" w:type="dxa"/>
-            </w:tcMar>
-          </w:tcPr>
-          <w:p/>
-        </w:tc>
-        <w:tc>
-          <w:tcPr>
-            <w:tcW w:type="dxa" w:w="2448"/>
-            <w:vAlign w:val="center"/>
-            <w:shd w:fill="EAF2F8"/>
-            <w:tcMar>
-              <w:top w:w="100" w:type="dxa"/>
-              <w:start w:w="100" w:type="dxa"/>
-              <w:bottom w:w="100" w:type="dxa"/>
-              <w:end w:w="100" w:type="dxa"/>
-            </w:tcMar>
-          </w:tcPr>
-          <w:p/>
-        </w:tc>
       </w:tr>
       <w:tr>
         <w:tc>
           <w:tcPr>
-            <w:tcW w:type="dxa" w:w="2448"/>
+            <w:tcW w:type="dxa" w:w="720"/>
             <w:vAlign w:val="center"/>
             <w:tcMar>
               <w:top w:w="100" w:type="dxa"/>
@@ -2879,7 +2628,7 @@
         </w:tc>
         <w:tc>
           <w:tcPr>
-            <w:tcW w:type="dxa" w:w="2448"/>
+            <w:tcW w:type="dxa" w:w="9072"/>
             <w:vAlign w:val="center"/>
             <w:tcMar>
               <w:top w:w="100" w:type="dxa"/>
@@ -2894,37 +2643,11 @@
             </w:r>
           </w:p>
         </w:tc>
-        <w:tc>
-          <w:tcPr>
-            <w:tcW w:type="dxa" w:w="2448"/>
-            <w:vAlign w:val="center"/>
-            <w:tcMar>
-              <w:top w:w="100" w:type="dxa"/>
-              <w:start w:w="100" w:type="dxa"/>
-              <w:bottom w:w="100" w:type="dxa"/>
-              <w:end w:w="100" w:type="dxa"/>
-            </w:tcMar>
-          </w:tcPr>
-          <w:p/>
-        </w:tc>
-        <w:tc>
-          <w:tcPr>
-            <w:tcW w:type="dxa" w:w="2448"/>
-            <w:vAlign w:val="center"/>
-            <w:tcMar>
-              <w:top w:w="100" w:type="dxa"/>
-              <w:start w:w="100" w:type="dxa"/>
-              <w:bottom w:w="100" w:type="dxa"/>
-              <w:end w:w="100" w:type="dxa"/>
-            </w:tcMar>
-          </w:tcPr>
-          <w:p/>
-        </w:tc>
       </w:tr>
       <w:tr>
         <w:tc>
           <w:tcPr>
-            <w:tcW w:type="dxa" w:w="2448"/>
+            <w:tcW w:type="dxa" w:w="720"/>
             <w:vAlign w:val="center"/>
             <w:shd w:fill="EAF2F8"/>
             <w:tcMar>
@@ -2942,7 +2665,7 @@
         </w:tc>
         <w:tc>
           <w:tcPr>
-            <w:tcW w:type="dxa" w:w="2448"/>
+            <w:tcW w:type="dxa" w:w="9072"/>
             <w:vAlign w:val="center"/>
             <w:shd w:fill="EAF2F8"/>
             <w:tcMar>
@@ -2958,39 +2681,11 @@
             </w:r>
           </w:p>
         </w:tc>
-        <w:tc>
-          <w:tcPr>
-            <w:tcW w:type="dxa" w:w="2448"/>
-            <w:vAlign w:val="center"/>
-            <w:shd w:fill="EAF2F8"/>
-            <w:tcMar>
-              <w:top w:w="100" w:type="dxa"/>
-              <w:start w:w="100" w:type="dxa"/>
-              <w:bottom w:w="100" w:type="dxa"/>
-              <w:end w:w="100" w:type="dxa"/>
-            </w:tcMar>
-          </w:tcPr>
-          <w:p/>
-        </w:tc>
-        <w:tc>
-          <w:tcPr>
-            <w:tcW w:type="dxa" w:w="2448"/>
-            <w:vAlign w:val="center"/>
-            <w:shd w:fill="EAF2F8"/>
-            <w:tcMar>
-              <w:top w:w="100" w:type="dxa"/>
-              <w:start w:w="100" w:type="dxa"/>
-              <w:bottom w:w="100" w:type="dxa"/>
-              <w:end w:w="100" w:type="dxa"/>
-            </w:tcMar>
-          </w:tcPr>
-          <w:p/>
-        </w:tc>
       </w:tr>
       <w:tr>
         <w:tc>
           <w:tcPr>
-            <w:tcW w:type="dxa" w:w="2448"/>
+            <w:tcW w:type="dxa" w:w="720"/>
             <w:vAlign w:val="center"/>
             <w:tcMar>
               <w:top w:w="100" w:type="dxa"/>
@@ -3007,7 +2702,7 @@
         </w:tc>
         <w:tc>
           <w:tcPr>
-            <w:tcW w:type="dxa" w:w="2448"/>
+            <w:tcW w:type="dxa" w:w="9072"/>
             <w:vAlign w:val="center"/>
             <w:tcMar>
               <w:top w:w="100" w:type="dxa"/>
@@ -3022,37 +2717,11 @@
             </w:r>
           </w:p>
         </w:tc>
-        <w:tc>
-          <w:tcPr>
-            <w:tcW w:type="dxa" w:w="2448"/>
-            <w:vAlign w:val="center"/>
-            <w:tcMar>
-              <w:top w:w="100" w:type="dxa"/>
-              <w:start w:w="100" w:type="dxa"/>
-              <w:bottom w:w="100" w:type="dxa"/>
-              <w:end w:w="100" w:type="dxa"/>
-            </w:tcMar>
-          </w:tcPr>
-          <w:p/>
-        </w:tc>
-        <w:tc>
-          <w:tcPr>
-            <w:tcW w:type="dxa" w:w="2448"/>
-            <w:vAlign w:val="center"/>
-            <w:tcMar>
-              <w:top w:w="100" w:type="dxa"/>
-              <w:start w:w="100" w:type="dxa"/>
-              <w:bottom w:w="100" w:type="dxa"/>
-              <w:end w:w="100" w:type="dxa"/>
-            </w:tcMar>
-          </w:tcPr>
-          <w:p/>
-        </w:tc>
       </w:tr>
       <w:tr>
         <w:tc>
           <w:tcPr>
-            <w:tcW w:type="dxa" w:w="2448"/>
+            <w:tcW w:type="dxa" w:w="720"/>
             <w:vAlign w:val="center"/>
             <w:shd w:fill="EAF2F8"/>
             <w:tcMar>
@@ -3070,7 +2739,7 @@
         </w:tc>
         <w:tc>
           <w:tcPr>
-            <w:tcW w:type="dxa" w:w="2448"/>
+            <w:tcW w:type="dxa" w:w="9072"/>
             <w:vAlign w:val="center"/>
             <w:shd w:fill="EAF2F8"/>
             <w:tcMar>
@@ -3086,39 +2755,11 @@
             </w:r>
           </w:p>
         </w:tc>
-        <w:tc>
-          <w:tcPr>
-            <w:tcW w:type="dxa" w:w="2448"/>
-            <w:vAlign w:val="center"/>
-            <w:shd w:fill="EAF2F8"/>
-            <w:tcMar>
-              <w:top w:w="100" w:type="dxa"/>
-              <w:start w:w="100" w:type="dxa"/>
-              <w:bottom w:w="100" w:type="dxa"/>
-              <w:end w:w="100" w:type="dxa"/>
-            </w:tcMar>
-          </w:tcPr>
-          <w:p/>
-        </w:tc>
-        <w:tc>
-          <w:tcPr>
-            <w:tcW w:type="dxa" w:w="2448"/>
-            <w:vAlign w:val="center"/>
-            <w:shd w:fill="EAF2F8"/>
-            <w:tcMar>
-              <w:top w:w="100" w:type="dxa"/>
-              <w:start w:w="100" w:type="dxa"/>
-              <w:bottom w:w="100" w:type="dxa"/>
-              <w:end w:w="100" w:type="dxa"/>
-            </w:tcMar>
-          </w:tcPr>
-          <w:p/>
-        </w:tc>
       </w:tr>
       <w:tr>
         <w:tc>
           <w:tcPr>
-            <w:tcW w:type="dxa" w:w="2448"/>
+            <w:tcW w:type="dxa" w:w="720"/>
             <w:vAlign w:val="center"/>
             <w:tcMar>
               <w:top w:w="100" w:type="dxa"/>
@@ -3135,7 +2776,7 @@
         </w:tc>
         <w:tc>
           <w:tcPr>
-            <w:tcW w:type="dxa" w:w="2448"/>
+            <w:tcW w:type="dxa" w:w="9072"/>
             <w:vAlign w:val="center"/>
             <w:tcMar>
               <w:top w:w="100" w:type="dxa"/>
@@ -3150,37 +2791,11 @@
             </w:r>
           </w:p>
         </w:tc>
-        <w:tc>
-          <w:tcPr>
-            <w:tcW w:type="dxa" w:w="2448"/>
-            <w:vAlign w:val="center"/>
-            <w:tcMar>
-              <w:top w:w="100" w:type="dxa"/>
-              <w:start w:w="100" w:type="dxa"/>
-              <w:bottom w:w="100" w:type="dxa"/>
-              <w:end w:w="100" w:type="dxa"/>
-            </w:tcMar>
-          </w:tcPr>
-          <w:p/>
-        </w:tc>
-        <w:tc>
-          <w:tcPr>
-            <w:tcW w:type="dxa" w:w="2448"/>
-            <w:vAlign w:val="center"/>
-            <w:tcMar>
-              <w:top w:w="100" w:type="dxa"/>
-              <w:start w:w="100" w:type="dxa"/>
-              <w:bottom w:w="100" w:type="dxa"/>
-              <w:end w:w="100" w:type="dxa"/>
-            </w:tcMar>
-          </w:tcPr>
-          <w:p/>
-        </w:tc>
       </w:tr>
       <w:tr>
         <w:tc>
           <w:tcPr>
-            <w:tcW w:type="dxa" w:w="2448"/>
+            <w:tcW w:type="dxa" w:w="720"/>
             <w:vAlign w:val="center"/>
             <w:shd w:fill="EAF2F8"/>
             <w:tcMar>
@@ -3198,7 +2813,7 @@
         </w:tc>
         <w:tc>
           <w:tcPr>
-            <w:tcW w:type="dxa" w:w="2448"/>
+            <w:tcW w:type="dxa" w:w="9072"/>
             <w:vAlign w:val="center"/>
             <w:shd w:fill="EAF2F8"/>
             <w:tcMar>
@@ -3214,39 +2829,11 @@
             </w:r>
           </w:p>
         </w:tc>
-        <w:tc>
-          <w:tcPr>
-            <w:tcW w:type="dxa" w:w="2448"/>
-            <w:vAlign w:val="center"/>
-            <w:shd w:fill="EAF2F8"/>
-            <w:tcMar>
-              <w:top w:w="100" w:type="dxa"/>
-              <w:start w:w="100" w:type="dxa"/>
-              <w:bottom w:w="100" w:type="dxa"/>
-              <w:end w:w="100" w:type="dxa"/>
-            </w:tcMar>
-          </w:tcPr>
-          <w:p/>
-        </w:tc>
-        <w:tc>
-          <w:tcPr>
-            <w:tcW w:type="dxa" w:w="2448"/>
-            <w:vAlign w:val="center"/>
-            <w:shd w:fill="EAF2F8"/>
-            <w:tcMar>
-              <w:top w:w="100" w:type="dxa"/>
-              <w:start w:w="100" w:type="dxa"/>
-              <w:bottom w:w="100" w:type="dxa"/>
-              <w:end w:w="100" w:type="dxa"/>
-            </w:tcMar>
-          </w:tcPr>
-          <w:p/>
-        </w:tc>
       </w:tr>
       <w:tr>
         <w:tc>
           <w:tcPr>
-            <w:tcW w:type="dxa" w:w="2448"/>
+            <w:tcW w:type="dxa" w:w="720"/>
             <w:vAlign w:val="center"/>
             <w:tcMar>
               <w:top w:w="100" w:type="dxa"/>
@@ -3263,7 +2850,7 @@
         </w:tc>
         <w:tc>
           <w:tcPr>
-            <w:tcW w:type="dxa" w:w="2448"/>
+            <w:tcW w:type="dxa" w:w="9072"/>
             <w:vAlign w:val="center"/>
             <w:tcMar>
               <w:top w:w="100" w:type="dxa"/>
@@ -3278,37 +2865,11 @@
             </w:r>
           </w:p>
         </w:tc>
-        <w:tc>
-          <w:tcPr>
-            <w:tcW w:type="dxa" w:w="2448"/>
-            <w:vAlign w:val="center"/>
-            <w:tcMar>
-              <w:top w:w="100" w:type="dxa"/>
-              <w:start w:w="100" w:type="dxa"/>
-              <w:bottom w:w="100" w:type="dxa"/>
-              <w:end w:w="100" w:type="dxa"/>
-            </w:tcMar>
-          </w:tcPr>
-          <w:p/>
-        </w:tc>
-        <w:tc>
-          <w:tcPr>
-            <w:tcW w:type="dxa" w:w="2448"/>
-            <w:vAlign w:val="center"/>
-            <w:tcMar>
-              <w:top w:w="100" w:type="dxa"/>
-              <w:start w:w="100" w:type="dxa"/>
-              <w:bottom w:w="100" w:type="dxa"/>
-              <w:end w:w="100" w:type="dxa"/>
-            </w:tcMar>
-          </w:tcPr>
-          <w:p/>
-        </w:tc>
       </w:tr>
       <w:tr>
         <w:tc>
           <w:tcPr>
-            <w:tcW w:type="dxa" w:w="2448"/>
+            <w:tcW w:type="dxa" w:w="720"/>
             <w:vAlign w:val="center"/>
             <w:shd w:fill="EAF2F8"/>
             <w:tcMar>
@@ -3326,7 +2887,7 @@
         </w:tc>
         <w:tc>
           <w:tcPr>
-            <w:tcW w:type="dxa" w:w="2448"/>
+            <w:tcW w:type="dxa" w:w="9072"/>
             <w:vAlign w:val="center"/>
             <w:shd w:fill="EAF2F8"/>
             <w:tcMar>
@@ -3342,39 +2903,11 @@
             </w:r>
           </w:p>
         </w:tc>
-        <w:tc>
-          <w:tcPr>
-            <w:tcW w:type="dxa" w:w="2448"/>
-            <w:vAlign w:val="center"/>
-            <w:shd w:fill="EAF2F8"/>
-            <w:tcMar>
-              <w:top w:w="100" w:type="dxa"/>
-              <w:start w:w="100" w:type="dxa"/>
-              <w:bottom w:w="100" w:type="dxa"/>
-              <w:end w:w="100" w:type="dxa"/>
-            </w:tcMar>
-          </w:tcPr>
-          <w:p/>
-        </w:tc>
-        <w:tc>
-          <w:tcPr>
-            <w:tcW w:type="dxa" w:w="2448"/>
-            <w:vAlign w:val="center"/>
-            <w:shd w:fill="EAF2F8"/>
-            <w:tcMar>
-              <w:top w:w="100" w:type="dxa"/>
-              <w:start w:w="100" w:type="dxa"/>
-              <w:bottom w:w="100" w:type="dxa"/>
-              <w:end w:w="100" w:type="dxa"/>
-            </w:tcMar>
-          </w:tcPr>
-          <w:p/>
-        </w:tc>
       </w:tr>
     </w:tbl>
     <w:p>
       <w:pPr>
-        <w:pStyle w:val="Heading1"/>
+        <w:pStyle w:val="Heading2"/>
       </w:pPr>
       <w:r>
         <w:t>Solutions</w:t>
@@ -3419,7 +2952,7 @@
         <w:t xml:space="preserve"> </w:t>
       </w:r>
       <w:r>
-        <w:t>⟨e^(iθ)ψ|e^(iθ)ψ⟩ = e^(−iθ)e^(iθ)⟨ψ|ψ⟩ = ⟨ψ|ψ⟩ = 1. The Born rule depends only on \|ψ\|², and \|e^(iθ)ψ\|² = \|ψ\|² everywhere, so the two wave functions predict identical outcome probabilities for every measurement: an overall phase is unobservable, exactly as in Lesson 1.</w:t>
+        <w:t>⟨e^(iθ)ψ|e^(iθ)ψ⟩ = e^(−iθ)e^(iθ)⟨ψ|ψ⟩ = ⟨ψ|ψ⟩ = 1. The Born rule depends only on |ψ|², and |e^(iθ)ψ|² = |ψ|² everywhere, so the two wave functions predict identical outcome probabilities for every measurement: an overall phase is unobservable, exactly as in Lesson 1.</w:t>
       </w:r>
     </w:p>
     <w:p>
@@ -3433,7 +2966,7 @@
         <w:t xml:space="preserve"> </w:t>
       </w:r>
       <w:r>
-        <w:t>⟨ψ₁+ψ₂\|ψ₁+ψ₂⟩ = ⟨ψ₁\|ψ₁⟩+⟨ψ₁\|ψ₂⟩+⟨ψ₂\|ψ₁⟩+⟨ψ₂\|ψ₂⟩. Since ⟨ψ₂\|ψ₁⟩ = ⟨ψ₁\|ψ₂⟩*, the middle two terms sum to 2Re⟨ψ₁\|ψ₂⟩.</w:t>
+        <w:t>⟨ψ₁+ψ₂|ψ₁+ψ₂⟩ = ⟨ψ₁|ψ₁⟩+⟨ψ₁|ψ₂⟩+⟨ψ₂|ψ₁⟩+⟨ψ₂|ψ₂⟩. Since ⟨ψ₂|ψ₁⟩ = ⟨ψ₁|ψ₂⟩*, the middle two terms sum to 2Re⟨ψ₁|ψ₂⟩.</w:t>
       </w:r>
     </w:p>
     <w:p>
@@ -3447,7 +2980,7 @@
         <w:t xml:space="preserve"> </w:t>
       </w:r>
       <w:r>
-        <w:t>Cauchy Schwarz gives \|⟨φ\|ψ⟩\|² ≤ ⟨φ\|φ⟩⟨ψ\|ψ⟩ = 1 × 1 = 1, so \|⟨φ\|ψ⟩\| ≤ 1.</w:t>
+        <w:t>Cauchy Schwarz gives |⟨φ|ψ⟩|² ≤ ⟨φ|φ⟩⟨ψ|ψ⟩ = 1 × 1 = 1, so |⟨φ|ψ⟩| ≤ 1.</w:t>
       </w:r>
     </w:p>
     <w:p>
@@ -3461,7 +2994,7 @@
         <w:t xml:space="preserve"> </w:t>
       </w:r>
       <w:r>
-        <w:t>By Worked example 2, ⟨φ\|ψ⟩ = e^(−(3a)²/4a²) = e^(−9/4) ≈ 0.105. The overlap is small but not zero; the states are approximately, not exactly, orthogonal, with the approximation improving exponentially as the separation grows relative to a.</w:t>
+        <w:t>By Worked example 2, ⟨φ|ψ⟩ = e^(−(3a)²/4a²) = e^(−9/4) ≈ 0.105. The overlap is small but not zero; the states are approximately, not exactly, orthogonal, with the approximation improving exponentially as the separation grows relative to a.</w:t>
       </w:r>
     </w:p>
     <w:p>
@@ -3475,16 +3008,7 @@
         <w:t xml:space="preserve"> </w:t>
       </w:r>
       <w:r>
-        <w:t>With ψ = Re^(iS), ψ</w:t>
-      </w:r>
-      <w:r>
-        <w:rPr>
-          <w:i/>
-        </w:rPr>
-        <w:t xml:space="preserve"> = Re^(−iS), ∇ψ = (∇R + iR∇S)e^(iS), so ψ</w:t>
-      </w:r>
-      <w:r>
-        <w:t>∇ψ = R∇R + iR²∇S. The imaginary part is R²∇S, so j = (ℏ/m)Im[ψ*∇ψ] = (ℏ/m)R²∇S.</w:t>
+        <w:t>With ψ = Re^(iS), ψ* = Re^(−iS), ∇ψ = (∇R + iR∇S)e^(iS), so ψ*∇ψ = R∇R + iR²∇S. The imaginary part is R²∇S, so j = (ℏ/m)Im[ψ*∇ψ] = (ℏ/m)R²∇S.</w:t>
       </w:r>
     </w:p>
     <w:p>
@@ -3512,7 +3036,7 @@
         <w:t xml:space="preserve"> </w:t>
       </w:r>
       <w:r>
-        <w:t>⟨u₁\|u₂⟩ = (2/L)∫₀^L sin(πx/L)sin(2πx/L)dx. Using the product-to-sum identity, this is (1/L)∫₀^L[cos(πx/L) − cos(3πx/L)]dx, and each cosine integrates to zero over the full range because it completes a half or one-and-a-half periods symmetric about L/2... direct evaluation gives [L/π sin(πx/L) − L/3π sin(3πx/L)]₀^L = 0, confirming orthogonality.</w:t>
+        <w:t>⟨u₁|u₂⟩ = (2/L)∫₀^L sin(πx/L)sin(2πx/L)dx. Using the product-to-sum identity, this is (1/L)∫₀^L[cos(πx/L) − cos(3πx/L)]dx, and each cosine integrates to zero over the full range because it completes a half or one-and-a-half periods symmetric about L/2... direct evaluation gives [L/π sin(πx/L) − L/3π sin(3πx/L)]₀^L = 0, confirming orthogonality.</w:t>
       </w:r>
     </w:p>
     <w:p>
@@ -3526,7 +3050,7 @@
         <w:t xml:space="preserve"> </w:t>
       </w:r>
       <w:r>
-        <w:t>⟨ψ\|ψ⟩ = (1/2)(⟨u₁\|u₁⟩ + ⟨u₂\|u₂⟩) = (1/2)(1+1) = 1, using orthonormality. The coefficient of u₁ is 1/√2, so the probability of measuring the n = 1 energy is \|1/√2\|² = 1/2.</w:t>
+        <w:t>⟨ψ|ψ⟩ = (1/2)(⟨u₁|u₁⟩ + ⟨u₂|u₂⟩) = (1/2)(1+1) = 1, using orthonormality. The coefficient of u₁ is 1/√2, so the probability of measuring the n = 1 energy is |1/√2|² = 1/2.</w:t>
       </w:r>
     </w:p>
     <w:p>
@@ -3540,7 +3064,7 @@
         <w:t xml:space="preserve"> </w:t>
       </w:r>
       <w:r>
-        <w:t>⟨x⟩ = ∫x\|ψ\|²dx = ∫x A²e^(−x²/a²)dx = 0 by the odd symmetry of the integrand, since \|e^(ik₀x)\|² = 1 contributes no x dependence at all; the phase factor does not affect \|ψ\|² and hence cannot shift any expectation value computed from \|ψ\|² alone.</w:t>
+        <w:t>⟨x⟩ = ∫x|ψ|²dx = ∫x A²e^(−x²/a²)dx = 0 by the odd symmetry of the integrand, since |e^(ik₀x)|² = 1 contributes no x dependence at all; the phase factor does not affect |ψ|² and hence cannot shift any expectation value computed from |ψ|² alone.</w:t>
       </w:r>
     </w:p>
     <w:p>
@@ -3554,7 +3078,7 @@
         <w:t xml:space="preserve"> </w:t>
       </w:r>
       <w:r>
-        <w:t>σₓ² = ⟨x²⟩ = a²/2 exactly as in Worked example 7, again because \|ψ\|² = A²e^(−x²/a²) is completely unaffected by the phase e^(ik₀x).</w:t>
+        <w:t>σₓ² = ⟨x²⟩ = a²/2 exactly as in Worked example 7, again because |ψ|² = A²e^(−x²/a²) is completely unaffected by the phase e^(ik₀x).</w:t>
       </w:r>
     </w:p>
     <w:p>
@@ -3582,7 +3106,7 @@
         <w:t xml:space="preserve"> </w:t>
       </w:r>
       <w:r>
-        <w:t>With ψ₁(0), ψ₂(0) both real and positive, \|ψ\|²(0) = (1/2)[ψ₁(0)² + ψ₂(0)² + 2ψ₁(0)ψ₂(0)] = (1/2)[ψ₁(0)+ψ₂(0)]², which is larger than (1/2)[ψ₁(0)²+ψ₂(0)²], the value \|ψ₁\|²+\|ψ₂\|² would give if halved for the same normalization: constructive interference has enhanced the density at the midpoint beyond what either packet contributes alone.</w:t>
+        <w:t>With ψ₁(0), ψ₂(0) both real and positive, |ψ|²(0) = (1/2)[ψ₁(0)² + ψ₂(0)² + 2ψ₁(0)ψ₂(0)] = (1/2)[ψ₁(0)+ψ₂(0)]², which is larger than (1/2)[ψ₁(0)²+ψ₂(0)²], the value |ψ₁|²+|ψ₂|² would give if halved for the same normalization: constructive interference has enhanced the density at the midpoint beyond what either packet contributes alone.</w:t>
       </w:r>
     </w:p>
     <w:p>
@@ -3596,7 +3120,7 @@
         <w:t xml:space="preserve"> </w:t>
       </w:r>
       <w:r>
-        <w:t>From ‖φ+ψ‖ ≤ ‖φ‖+‖ψ‖ &lt; ∞ (both norms finite since φ, ψ ∈ L²), φ+ψ has finite norm and is therefore in L². Scaling by α, β: ‖αφ‖ = \|α\|‖φ‖ &lt; ∞ and similarly for βψ, so ‖αφ+βψ‖ ≤ \|α\|‖φ‖+\|β\|‖ψ‖ &lt; ∞, confirming αφ+βψ ∈ L².</w:t>
+        <w:t>From ‖φ+ψ‖ ≤ ‖φ‖+‖ψ‖ &lt; ∞ (both norms finite since φ, ψ ∈ L²), φ+ψ has finite norm and is therefore in L². Scaling by α, β: ‖αφ‖ = |α|‖φ‖ &lt; ∞ and similarly for βψ, so ‖αφ+βψ‖ ≤ |α|‖φ‖+|β|‖ψ‖ &lt; ∞, confirming αφ+βψ ∈ L².</w:t>
       </w:r>
     </w:p>
     <w:p>
@@ -3610,12 +3134,12 @@
         <w:t xml:space="preserve"> </w:t>
       </w:r>
       <w:r>
-        <w:t>Chebyshev's inequality for any probability distribution states P(\|x−⟨x⟩\| ≥ nσₓ) ≤ 1/n², proved by noting σₓ² = ∫(x−⟨x⟩)²\|ψ\|²dx ≥ ∫_(|x−⟨x⟩|≥nσₓ) (x−⟨x⟩)²\|ψ\|²dx ≥ n²σₓ² P(\|x−⟨x⟩\|≥nσₓ), and dividing by n²σₓ². For n = 3, the probability of finding the particle more than three standard deviations from the mean is at most 1/9 ≈ 0.111, a bound that holds for every normalizable wave function, however exotic its shape.</w:t>
+        <w:t>Chebyshev's inequality for any probability distribution states P(|x−⟨x⟩| ≥ nσₓ) ≤ 1/n², proved by noting σₓ² = ∫(x−⟨x⟩)²|ψ|²dx ≥ ∫_(|x−⟨x⟩|≥nσₓ) (x−⟨x⟩)²|ψ|²dx ≥ n²σₓ² P(|x−⟨x⟩|≥nσₓ), and dividing by n²σₓ². For n = 3, the probability of finding the particle more than three standard deviations from the mean is at most 1/9 ≈ 0.111, a bound that holds for every normalizable wave function, however exotic its shape.</w:t>
       </w:r>
     </w:p>
     <w:p>
       <w:pPr>
-        <w:pStyle w:val="Heading1"/>
+        <w:pStyle w:val="Heading2"/>
       </w:pPr>
       <w:r>
         <w:t>Mastery checklist</w:t>
@@ -3658,7 +3182,7 @@
         <w:pStyle w:val="ListBullet"/>
       </w:pPr>
       <w:r>
-        <w:t>I can expand a wave function in an orthonormal basis and interpret \|cₙ\|² as a probability.</w:t>
+        <w:t>I can expand a wave function in an orthonormal basis and interpret |cₙ|² as a probability.</w:t>
       </w:r>
     </w:p>
     <w:p>
@@ -3687,7 +3211,7 @@
     </w:p>
     <w:p>
       <w:pPr>
-        <w:pStyle w:val="Heading1"/>
+        <w:pStyle w:val="Heading2"/>
       </w:pPr>
       <w:r>
         <w:t>Next lesson</w:t>
